--- a/HUONG-DAN.docx
+++ b/HUONG-DAN.docx
@@ -766,6 +766,29 @@
     </w:p>
     <w:p>
       <w:r>
+        <w:t>Tạo nhiều ảnh cùng lúc cho nhanh:</w:t>
+      </w:r>
+    </w:p>
+    <w:p>
+      <w:pPr>
+        <w:spacing w:after="0"/>
+        <w:ind w:left="480"/>
+      </w:pPr>
+      <w:r>
+        <w:rPr>
+          <w:rFonts w:ascii="Consolas" w:hAnsi="Consolas"/>
+          <w:sz w:val="20"/>
+        </w:rPr>
+        <w:t>TaoAnh.exe jobs.xlsx -t 6</w:t>
+      </w:r>
+    </w:p>
+    <w:p>
+      <w:pPr>
+        <w:spacing w:after="0"/>
+      </w:pPr>
+    </w:p>
+    <w:p>
+      <w:r>
         <w:t>Chỉ kiểm tra, không tạo ảnh:</w:t>
       </w:r>
     </w:p>
@@ -832,6 +855,21 @@
       <w:pPr>
         <w:spacing w:after="0"/>
       </w:pPr>
+    </w:p>
+    <w:p>
+      <w:pPr>
+        <w:ind w:left="240"/>
+      </w:pPr>
+      <w:r>
+        <w:rPr>
+          <w:b/>
+          <w:color w:val="1F6FB2"/>
+        </w:rPr>
+        <w:t xml:space="preserve">LƯU Ý: </w:t>
+      </w:r>
+      <w:r>
+        <w:t>Mặc định chương trình tạo 3 ảnh cùng lúc. Muốn nhanh hơn thì tăng lên bằng -t, tối đa 10. Đặt cao quá không nhanh thêm mà chỉ nặng máy chủ.</w:t>
+      </w:r>
     </w:p>
     <w:p>
       <w:pPr>

--- a/HUONG-DAN.docx
+++ b/HUONG-DAN.docx
@@ -46,6 +46,10 @@
       </w:pPr>
       <w:r>
         <w:t>Lấy API key: vào sangtao.ai → đăng nhập → Cài đặt → API Key → tạo key mới. Copy chuỗi key đó.</w:t>
+        <w:br/>
+        <w:t>Chưa có tài khoản, hoặc muốn dùng thử trước? Nhắn cho mình để được cấp 1000 ảnh miễn phí:</w:t>
+        <w:br/>
+        <w:t xml:space="preserve">    https://www.facebook.com/cong.dac.dev</w:t>
       </w:r>
     </w:p>
     <w:p>
@@ -541,6 +545,8 @@
       </w:pPr>
       <w:r>
         <w:t>Key sai hoặc đã bị xoá. Mở config.txt, dán lại key mới.</w:t>
+        <w:br/>
+        <w:t>Cần key mới thì nhắn: https://www.facebook.com/cong.dac.dev</w:t>
       </w:r>
     </w:p>
     <w:p>
@@ -643,6 +649,62 @@
       </w:r>
       <w:r>
         <w:t>Job bị lỗi KHÔNG bị trừ tiền, credit được hoàn tự động.</w:t>
+      </w:r>
+    </w:p>
+    <w:p>
+      <w:pPr>
+        <w:pStyle w:val="Heading1"/>
+      </w:pPr>
+      <w:r>
+        <w:t>CHẠY NHANH HƠN</w:t>
+      </w:r>
+    </w:p>
+    <w:p>
+      <w:r>
+        <w:t>Mặc định chương trình tạo 3 ảnh cùng lúc.</w:t>
+      </w:r>
+    </w:p>
+    <w:p>
+      <w:r>
+        <w:t>Muốn nhanh hơn thì mở file config.txt, sửa dòng:</w:t>
+      </w:r>
+    </w:p>
+    <w:p>
+      <w:pPr>
+        <w:spacing w:after="0"/>
+        <w:ind w:left="480"/>
+      </w:pPr>
+      <w:r>
+        <w:rPr>
+          <w:rFonts w:ascii="Consolas" w:hAnsi="Consolas"/>
+          <w:sz w:val="20"/>
+        </w:rPr>
+        <w:t>so_luong_cung_luc = 3</w:t>
+      </w:r>
+    </w:p>
+    <w:p>
+      <w:pPr>
+        <w:spacing w:after="0"/>
+      </w:pPr>
+    </w:p>
+    <w:p>
+      <w:r>
+        <w:t>Đổi số 3 thành số bạn muốn. Nhận từ 1 đến 5.</w:t>
+      </w:r>
+    </w:p>
+    <w:p>
+      <w:pPr>
+        <w:ind w:left="240"/>
+      </w:pPr>
+      <w:r>
+        <w:rPr>
+          <w:b/>
+          <w:color w:val="1F6FB2"/>
+        </w:rPr>
+        <w:t xml:space="preserve">LƯU Ý: </w:t>
+      </w:r>
+      <w:r>
+        <w:t>Đặt 5 là nhanh nhất. Ghi số lớn hơn cũng không nhanh thêm, chương trình sẽ tự hạ về 5.</w:t>
       </w:r>
     </w:p>
     <w:p>
@@ -779,7 +841,7 @@
           <w:rFonts w:ascii="Consolas" w:hAnsi="Consolas"/>
           <w:sz w:val="20"/>
         </w:rPr>
-        <w:t>TaoAnh.exe jobs.xlsx -t 6</w:t>
+        <w:t>TaoAnh.exe jobs.xlsx -t 5</w:t>
       </w:r>
     </w:p>
     <w:p>
@@ -855,21 +917,6 @@
       <w:pPr>
         <w:spacing w:after="0"/>
       </w:pPr>
-    </w:p>
-    <w:p>
-      <w:pPr>
-        <w:ind w:left="240"/>
-      </w:pPr>
-      <w:r>
-        <w:rPr>
-          <w:b/>
-          <w:color w:val="1F6FB2"/>
-        </w:rPr>
-        <w:t xml:space="preserve">LƯU Ý: </w:t>
-      </w:r>
-      <w:r>
-        <w:t>Mặc định chương trình tạo 3 ảnh cùng lúc. Muốn nhanh hơn thì tăng lên bằng -t, tối đa 10. Đặt cao quá không nhanh thêm mà chỉ nặng máy chủ.</w:t>
-      </w:r>
     </w:p>
     <w:p>
       <w:pPr>

--- a/HUONG-DAN.docx
+++ b/HUONG-DAN.docx
@@ -45,9 +45,7 @@
         <w:pStyle w:val="ListNumber"/>
       </w:pPr>
       <w:r>
-        <w:t>Lấy API key: vào sangtao.ai → đăng nhập → Cài đặt → API Key → tạo key mới. Copy chuỗi key đó.</w:t>
-        <w:br/>
-        <w:t>Chưa có tài khoản, hoặc muốn dùng thử trước? Nhắn cho mình để được cấp 1000 ảnh miễn phí:</w:t>
+        <w:t>Lấy API key: nhắn cho mình để được cấp key kèm 1000 ảnh miễn phí.</w:t>
         <w:br/>
         <w:t xml:space="preserve">    https://www.facebook.com/cong.dac.dev</w:t>
       </w:r>
@@ -769,8 +767,26 @@
     </w:p>
     <w:p>
       <w:r>
-        <w:t>Nếu lỡ lộ key: vào sangtao.ai → Cài đặt → API Key → xoá key cũ và tạo key mới.</w:t>
+        <w:t>Nếu lỡ lộ key: nhắn cho mình để huỷ key cũ và cấp key mới:</w:t>
       </w:r>
+    </w:p>
+    <w:p>
+      <w:pPr>
+        <w:spacing w:after="0"/>
+        <w:ind w:left="480"/>
+      </w:pPr>
+      <w:r>
+        <w:rPr>
+          <w:rFonts w:ascii="Consolas" w:hAnsi="Consolas"/>
+          <w:sz w:val="20"/>
+        </w:rPr>
+        <w:t>https://www.facebook.com/cong.dac.dev</w:t>
+      </w:r>
+    </w:p>
+    <w:p>
+      <w:pPr>
+        <w:spacing w:after="0"/>
+      </w:pPr>
     </w:p>
     <w:p>
       <w:pPr>
